--- a/spa/docx/10.content.docx
+++ b/spa/docx/10.content.docx
@@ -592,7 +592,7 @@
         <w:rPr>
           <w:lang w:val="es_ES" w:bidi="es_ES"/>
         </w:rPr>
-        <w:t xml:space="preserve"> ¡Que los filisteos no se enteren de esto,para que no se alegren! ¡Que la gente de Gat y Ascalón no lo sepa, para que esos paganos no se burlen!</w:t>
+        <w:t xml:space="preserve"> ¡Que los filisteos no se enteren de esto,para que no se alegren! ¡Que la gente de Gat y Ascalón no lo sepa, para que no se burlen los que se oponen a Dios!</w:t>
       </w:r>
     </w:p>
     <w:p>
@@ -2073,7 +2073,7 @@
         <w:rPr>
           <w:lang w:val="es_ES" w:bidi="es_ES"/>
         </w:rPr>
-        <w:t xml:space="preserve"> «¿Tenía que morir Abner como un criminal? Tus manos no estaban atadas, ni tus pies encadenados. Caíste como quien es asesinado por gente malvada».Y todo el pueblo volvió a llorar por él.</w:t>
+        <w:t xml:space="preserve"> ¿Tenía que morir Abner como un criminal? Tus manos no estaban atadas, ni tus pies encadenados. Caíste como quien es asesinado por gente malvada.Y todo el pueblo volvió a llorar por él.</w:t>
       </w:r>
     </w:p>
     <w:p>
@@ -3150,7 +3150,7 @@
         <w:rPr>
           <w:lang w:val="es_ES" w:bidi="es_ES"/>
         </w:rPr>
-        <w:t xml:space="preserve"> Cuando los hombres que llevaban el arca del Señor habían caminado apenas seis pasos, David sacrificó un toro y un ternero bien alimentado.</w:t>
+        <w:t xml:space="preserve"> Cuando los hombres que llevaban el arca del Señor habían caminado apenas 6 pasos, David sacrificó un toro y un ternero bien alimentado.</w:t>
       </w:r>
     </w:p>
     <w:p>
@@ -12851,7 +12851,7 @@
         <w:rPr>
           <w:lang w:val="es_ES" w:bidi="es_ES"/>
         </w:rPr>
-        <w:t xml:space="preserve"> El Dios de Israel habló.La roca de Israel me dijo:"Quien gobierne con justicia y dirija con temor de Dios</w:t>
+        <w:t xml:space="preserve"> El Dios de Israel habló.La roca de Israel me dijo:«Quien gobierne con justicia y dirija con temor de Dios</w:t>
       </w:r>
     </w:p>
     <w:p>
@@ -12872,7 +12872,7 @@
         <w:rPr>
           <w:lang w:val="es_ES" w:bidi="es_ES"/>
         </w:rPr>
-        <w:t xml:space="preserve"> será como la luz de la mañana cuando sale el sol en un día sin nubes.Será como el brillo después de la lluvia que hace crecer la hierba en la tierra".</w:t>
+        <w:t xml:space="preserve"> será como la luz de la mañana cuando sale el sol en un día sin nubes.Será como el brillo después de la lluvia que hace crecer la hierba en la tierra».</w:t>
       </w:r>
     </w:p>
     <w:p>
